--- a/deliverables/Reframe Research Goals.docx
+++ b/deliverables/Reframe Research Goals.docx
@@ -19,7 +19,10 @@
     </w:p>
     <w:p>
       <w:r>
-        <w:t xml:space="preserve">The core of my research goals remains unchanged through the literature review insofar as I am primarily interested in understanding the value in terms of </w:t>
+        <w:t>The core of my research goals as previously presented remain unchanged: I want to understand the</w:t>
+      </w:r>
+      <w:r>
+        <w:t xml:space="preserve"> </w:t>
       </w:r>
       <w:proofErr w:type="spellStart"/>
       <w:r>
@@ -27,10 +30,78 @@
       </w:r>
       <w:proofErr w:type="spellEnd"/>
       <w:r>
-        <w:t xml:space="preserve"> that can be gained by adopting neuromorphic techniques to hyperspectral classification and trajectory prediction aboard unmanned systems. </w:t>
-      </w:r>
-      <w:r>
-        <w:t>As originally crafted, the objectives were too broad. To narrow them down, I am adopting the following:</w:t>
+        <w:t xml:space="preserve"> </w:t>
+      </w:r>
+      <w:r>
+        <w:t>impact of adopting neuromorphic computing techniques to small unmanned systems. Having read through some of the literature, however, I have arrived at the understanding that the objectives I originally crafted were too broad.</w:t>
+      </w:r>
+      <w:r>
+        <w:t xml:space="preserve"> I also realize that I had forgotten to include object detection in my original draft. This is a core input to autonomy for unmanned systems, so I am writing it back in.</w:t>
+      </w:r>
+    </w:p>
+    <w:p>
+      <w:r>
+        <w:t xml:space="preserve">Among the </w:t>
+      </w:r>
+      <w:proofErr w:type="spellStart"/>
+      <w:r>
+        <w:t>SWaP</w:t>
+      </w:r>
+      <w:proofErr w:type="spellEnd"/>
+      <w:r>
+        <w:t xml:space="preserve"> components, space and weight are closely coupled with power requirements to a degree that, in the case of compute, power is a suitable proxy for the entirety of </w:t>
+      </w:r>
+      <w:proofErr w:type="spellStart"/>
+      <w:r>
+        <w:t>SWaP</w:t>
+      </w:r>
+      <w:proofErr w:type="spellEnd"/>
+      <w:r>
+        <w:t>. Power consumption and desired endurance drive battery size, which is a primary contributor to space and weight</w:t>
+      </w:r>
+      <w:r>
+        <w:t xml:space="preserve"> </w:t>
+      </w:r>
+      <w:r>
+        <w:fldChar w:fldCharType="begin"/>
+      </w:r>
+      <w:r>
+        <w:instrText xml:space="preserve"> ADDIN ZOTERO_ITEM CSL_CITATION {"citationID":"JAf6gMbN","properties":{"unsorted":false,"formattedCitation":"(Jones &amp; Gross, 2014)","plainCitation":"(Jones &amp; Gross, 2014)","noteIndex":0},"citationItems":[{"id":4,"uris":["http://zotero.org/users/20652394/items/ZY5C25FY"],"itemData":{"id":4,"type":"chapter","container-title":"14th AIAA Aviation Technology, Integration, and Operations Conference","DOI":"10.2514/6.2014-2705","note":"_eprint: https://arc.aiaa.org/doi/pdf/10.2514/6.2014-2705\nDOI: 10.2514/6.2014-2705","publisher":"American Institute of Aeronautics and Astronautics","source":"American Institute of Aeronautics and Astronautics","title":"Reducing Size, Weight, and Power (SWaP) of Perception Systems in Small Autonomous Aerial Systems","URL":"https://arc.aiaa.org/doi/abs/10.2514/6.2014-2705","author":[{"family":"Jones","given":"Kennie H."},{"family":"Gross","given":"Jason N."}],"accessed":{"date-parts":[["2026",6,16]]},"issued":{"date-parts":[["2014"]]}}}],"schema":"https://github.com/citation-style-language/schema/raw/master/csl-citation.json"} </w:instrText>
+      </w:r>
+      <w:r>
+        <w:fldChar w:fldCharType="separate"/>
+      </w:r>
+      <w:r>
+        <w:rPr>
+          <w:noProof/>
+        </w:rPr>
+        <w:t>(Jones &amp; Gross, 2014)</w:t>
+      </w:r>
+      <w:r>
+        <w:fldChar w:fldCharType="end"/>
+      </w:r>
+      <w:r>
+        <w:t>. So, what I am really interested in is the per</w:t>
+      </w:r>
+      <w:r>
+        <w:t>-</w:t>
+      </w:r>
+      <w:r>
+        <w:t xml:space="preserve">inference </w:t>
+      </w:r>
+      <w:r>
+        <w:t xml:space="preserve">and per-unit time </w:t>
+      </w:r>
+      <w:r>
+        <w:t xml:space="preserve">power savings that can be realized by adopting neuromorphic techniques. </w:t>
+      </w:r>
+      <w:proofErr w:type="gramStart"/>
+      <w:r>
+        <w:t>With</w:t>
+      </w:r>
+      <w:proofErr w:type="gramEnd"/>
+      <w:r>
+        <w:t xml:space="preserve"> this in mind, I have revised my objectives:</w:t>
       </w:r>
     </w:p>
     <w:p>
@@ -44,24 +115,56 @@
       <w:r>
         <w:t xml:space="preserve">What is the </w:t>
       </w:r>
-      <w:proofErr w:type="spellStart"/>
-      <w:r>
-        <w:t>SWaP</w:t>
-      </w:r>
-      <w:proofErr w:type="spellEnd"/>
-      <w:r>
-        <w:t xml:space="preserve"> impact of adopting neuromorphic techniques to the problem of hyperspectral object recognition aboard group 1 </w:t>
-      </w:r>
-      <w:proofErr w:type="gramStart"/>
-      <w:r>
-        <w:t>small unmanned</w:t>
-      </w:r>
-      <w:proofErr w:type="gramEnd"/>
-      <w:r>
-        <w:t xml:space="preserve"> aircraft systems (</w:t>
-      </w:r>
-      <w:r>
-        <w:t xml:space="preserve">sUAS)? Here, sUAS groups are defined in </w:t>
+      <w:r>
+        <w:t xml:space="preserve">per-inference </w:t>
+      </w:r>
+      <w:r>
+        <w:t xml:space="preserve">and per-unit time </w:t>
+      </w:r>
+      <w:r>
+        <w:t>power consumption</w:t>
+      </w:r>
+      <w:r>
+        <w:t xml:space="preserve"> impact of adopting neuromorphic techniques </w:t>
+      </w:r>
+      <w:r>
+        <w:t>for a</w:t>
+      </w:r>
+      <w:r>
+        <w:t xml:space="preserve"> hyperspectral object </w:t>
+      </w:r>
+      <w:r>
+        <w:t>detection</w:t>
+      </w:r>
+      <w:r>
+        <w:t xml:space="preserve"> </w:t>
+      </w:r>
+      <w:r>
+        <w:t xml:space="preserve">and classification pipeline </w:t>
+      </w:r>
+      <w:r>
+        <w:t xml:space="preserve">with inference occurring </w:t>
+      </w:r>
+      <w:r>
+        <w:t xml:space="preserve">aboard </w:t>
+      </w:r>
+      <w:r>
+        <w:t xml:space="preserve">compute suitable for a </w:t>
+      </w:r>
+      <w:r>
+        <w:t>group 1 unmanned aircraft system (</w:t>
+      </w:r>
+      <w:r>
+        <w:t>UAS)</w:t>
+      </w:r>
+      <w:r>
+        <w:t>, and what are the implications with respect to aircraft endurance</w:t>
+      </w:r>
+      <w:r>
+        <w:t xml:space="preserve">? Here, UAS groups are defined </w:t>
+      </w:r>
+      <w:r>
+        <w:t>by the U.S. Department of Defense (UAS Task Force, 2011).</w:t>
       </w:r>
     </w:p>
     <w:p>
@@ -73,17 +176,137 @@
         </w:numPr>
       </w:pPr>
       <w:r>
-        <w:t xml:space="preserve">What is the </w:t>
+        <w:t xml:space="preserve">Likewise, what is the </w:t>
+      </w:r>
+      <w:r>
+        <w:t xml:space="preserve">per-inference </w:t>
+      </w:r>
+      <w:r>
+        <w:t xml:space="preserve">and per-unit time </w:t>
+      </w:r>
+      <w:r>
+        <w:t xml:space="preserve">power consumption impact of adopting neuromorphic techniques to the problem of </w:t>
+      </w:r>
+      <w:r>
+        <w:t>target trajectory prediction</w:t>
+      </w:r>
+      <w:r>
+        <w:t xml:space="preserve"> with inference occurring aboard compute suitable for </w:t>
+      </w:r>
+      <w:r>
+        <w:t xml:space="preserve">a </w:t>
+      </w:r>
+      <w:r>
+        <w:t xml:space="preserve">group 1 </w:t>
+      </w:r>
+      <w:r>
+        <w:t>UAS</w:t>
+      </w:r>
+      <w:r>
+        <w:t xml:space="preserve">, </w:t>
+      </w:r>
+      <w:r>
+        <w:t>and what are the implications with respect to aircraft endurance?</w:t>
+      </w:r>
+    </w:p>
+    <w:p>
+      <w:r>
+        <w:rPr>
+          <w:b/>
+          <w:bCs/>
+        </w:rPr>
+        <w:t>Reference</w:t>
+      </w:r>
+      <w:r>
+        <w:rPr>
+          <w:b/>
+          <w:bCs/>
+        </w:rPr>
+        <w:t>s</w:t>
+      </w:r>
+    </w:p>
+    <w:p>
+      <w:pPr>
+        <w:ind w:left="720" w:hanging="720"/>
+      </w:pPr>
+      <w:r>
+        <w:t>Department of Defense, UAS Task Force, Airspace Integration Integrated Product Team. (2011). </w:t>
+      </w:r>
+      <w:r>
+        <w:rPr>
+          <w:i/>
+          <w:iCs/>
+        </w:rPr>
+        <w:t>Department of Defense unmanned aircraft system airspace integration plan</w:t>
+      </w:r>
+      <w:r>
+        <w:t> (Version 2.0). Office of the Under Secretary of Defense for Acquisition, Technology, and Logistics</w:t>
+      </w:r>
+      <w:r>
+        <w:t>.</w:t>
+      </w:r>
+    </w:p>
+    <w:p>
+      <w:pPr>
+        <w:pStyle w:val="Bibliography"/>
+        <w:spacing w:line="240" w:lineRule="auto"/>
+        <w:rPr>
+          <w:rFonts w:ascii="Aptos"/>
+        </w:rPr>
+      </w:pPr>
+      <w:r>
+        <w:fldChar w:fldCharType="begin"/>
+      </w:r>
+      <w:r>
+        <w:instrText xml:space="preserve"> ADDIN ZOTERO_BIBL {"uncited":[],"omitted":[],"custom":[]} CSL_BIBLIOGRAPHY </w:instrText>
+      </w:r>
+      <w:r>
+        <w:fldChar w:fldCharType="separate"/>
+      </w:r>
+      <w:r>
+        <w:rPr>
+          <w:rFonts w:ascii="Aptos"/>
+        </w:rPr>
+        <w:t>Jones, K. H., &amp; Gross, J. N. (2014). Reducing Size, Weight, and Power (</w:t>
       </w:r>
       <w:proofErr w:type="spellStart"/>
       <w:r>
+        <w:rPr>
+          <w:rFonts w:ascii="Aptos"/>
+        </w:rPr>
         <w:t>SWaP</w:t>
       </w:r>
       <w:proofErr w:type="spellEnd"/>
       <w:r>
-        <w:t xml:space="preserve"> impact of adopting neu</w:t>
+        <w:rPr>
+          <w:rFonts w:ascii="Aptos"/>
+        </w:rPr>
+        <w:t xml:space="preserve">) of Perception Systems in Small Autonomous Aerial Systems. In </w:t>
+      </w:r>
+      <w:r>
+        <w:rPr>
+          <w:rFonts w:ascii="Aptos"/>
+          <w:i/>
+          <w:iCs/>
+        </w:rPr>
+        <w:t>14th AIAA Aviation Technology, Integration, and Operations Conference</w:t>
+      </w:r>
+      <w:r>
+        <w:rPr>
+          <w:rFonts w:ascii="Aptos"/>
+        </w:rPr>
+        <w:t>. American Institute of Aeronautics and Astronautics. https://doi.org/10.2514/6.2014-2705</w:t>
       </w:r>
     </w:p>
+    <w:p>
+      <w:pPr>
+        <w:spacing w:after="0" w:line="240" w:lineRule="auto"/>
+      </w:pPr>
+      <w:r>
+        <w:fldChar w:fldCharType="end"/>
+      </w:r>
+    </w:p>
+    <w:p/>
     <w:sectPr>
       <w:pgSz w:w="12240" w:h="15840"/>
       <w:pgMar w:top="1440" w:right="1440" w:bottom="1440" w:left="1440" w:header="720" w:footer="720" w:gutter="0"/>
@@ -794,7 +1017,6 @@
   <w:style w:type="character" w:default="1" w:styleId="DefaultParagraphFont">
     <w:name w:val="Default Paragraph Font"/>
     <w:uiPriority w:val="1"/>
-    <w:semiHidden/>
     <w:unhideWhenUsed/>
   </w:style>
   <w:style w:type="table" w:default="1" w:styleId="TableNormal">
@@ -1107,6 +1329,18 @@
       <w:color w:val="0F4761" w:themeColor="accent1" w:themeShade="BF"/>
       <w:spacing w:val="5"/>
     </w:rPr>
+  </w:style>
+  <w:style w:type="paragraph" w:styleId="Bibliography">
+    <w:name w:val="Bibliography"/>
+    <w:basedOn w:val="Normal"/>
+    <w:next w:val="Normal"/>
+    <w:uiPriority w:val="37"/>
+    <w:unhideWhenUsed/>
+    <w:rsid w:val="00451351"/>
+    <w:pPr>
+      <w:spacing w:after="0" w:line="480" w:lineRule="auto"/>
+      <w:ind w:left="720" w:hanging="720"/>
+    </w:pPr>
   </w:style>
 </w:styles>
 </file>
@@ -1404,4 +1638,10 @@
     </a:ext>
   </a:extLst>
 </a:theme>
+</file>
+
+<file path=docMetadata/LabelInfo.xml><?xml version="1.0" encoding="utf-8"?>
+<clbl:labelList xmlns:clbl="http://schemas.microsoft.com/office/2020/mipLabelMetadata">
+  <clbl:label id="{3de9faa6-9fe1-49b3-9a08-227a296b54a6}" enabled="1" method="Privileged" siteId="{66d73691-ea97-48b1-95d5-e94f0a46b878}" contentBits="0" removed="0"/>
+</clbl:labelList>
 </file>